--- a/ind/docx/42.content.docx
+++ b/ind/docx/42.content.docx
@@ -11,6 +11,15 @@
         <w:pStyle w:val="Heading2"/>
       </w:pPr>
       <w:r>
+        <w:t>Resource: Catatan Studi (Tyndale)</w:t>
+      </w:r>
+      <w:r/>
+    </w:p>
+    <w:p>
+      <w:pPr>
+        <w:pStyle w:val="Heading2"/>
+      </w:pPr>
+      <w:r>
         <w:t>License Information</w:t>
       </w:r>
       <w:r/>
@@ -21,7 +30,7 @@
         <w:rPr>
           <w:b/>
         </w:rPr>
-        <w:t>Study Notes (Tyndale)</w:t>
+        <w:t>Catatan Studi (Tyndale)</w:t>
       </w:r>
       <w:r>
         <w:t xml:space="preserve"> (Indonesian) is based on</w:t>
@@ -74,7 +83,7 @@
         <w:pStyle w:val="Heading1"/>
       </w:pPr>
       <w:r>
-        <w:t>Study Notes (Tyndale)</w:t>
+        <w:t>Catatan Studi (Tyndale)</w:t>
       </w:r>
     </w:p>
     <w:p>
@@ -83,6 +92,51 @@
           <w:headerReference w:type="even" r:id="rId8"/>
           <w:headerReference w:type="default" r:id="rId9"/>
           <w:footerReference w:type="default" r:id="rId10"/>
+          <w:footnotePr>
+            <w:numRestart w:val="eachSect"/>
+          </w:footnotePr>
+          <w:type w:val="continuous"/>
+          <w:pgSz w:w="12240" w:h="15840" w:code="1"/>
+          <w:pgMar w:top="1440" w:right="1440" w:bottom="1440" w:left="1440" w:header="504" w:footer="504" w:gutter="0"/>
+          <w:cols w:space="708"/>
+          <w:titlePg/>
+          <w:docGrid w:linePitch="360"/>
+        </w:sectPr>
+      </w:pPr>
+    </w:p>
+    <w:p>
+      <w:r/>
+    </w:p>
+    <w:p>
+      <w:pPr>
+        <w:pStyle w:val="Heading2"/>
+      </w:pPr>
+      <w:r>
+        <w:t>LUK</w:t>
+      </w:r>
+      <w:r/>
+    </w:p>
+    <w:p>
+      <w:r/>
+      <w:r>
+        <w:rPr>
+          <w:i/>
+        </w:rPr>
+        <w:t>Lukas 1:1, Lukas 1:1–4, Lukas 1:3, Lukas 1:5, Lukas 1:5–2.52, Lukas 1:7, Lukas 1:8–9, Lukas 1:12–13, Lukas 1:15, Lukas 1:17, Lukas 1:19, Lukas 1:20, Lukas 1:24, Lukas 1:26, Lukas 1:27, Lukas 1:31, Lukas 1:32–33, Lukas 1:35, Lukas 1:36, Lukas 1:39, Lukas 1:41, Lukas 1:46–55, Lukas 1:48, Lukas 1:51, Lukas 1:54–55, Lukas 1:59, Lukas 1:62–63, Lukas 1:66, Lukas 1:67–79, Lukas 1:68, Lukas 1:69, Lukas 1:71, Lukas 1:76–77, Lukas 1:78, Lukas 1:80, Lukas 2:1, Lukas 2:1–7, Lukas 2:2, Lukas 2:3–4, Lukas 2:5, Lukas 2:7, Lukas 2:8, Lukas 2:9–10, Lukas 2:11, Lukas 2:12, Lukas 2:13, Lukas 2:14, Lukas 2:19, Lukas 2:20, Lukas 2:21, Lukas 2:22, Lukas 2:24, Lukas 2:25, Lukas 2:26, Lukas 2:27, Lukas 2:29–32, Lukas 2:30, Lukas 2:31, Lukas 2:32, Lukas 2:34, Lukas 2:35, Lukas 2:36–38, Lukas 2:37, Lukas 2:40, Lukas 2:41, Lukas 2:41–51, Lukas 2:42, Lukas 2:44, Lukas 2:46, Lukas 2:47, Lukas 2:49, Lukas 2:51, Luke 3:1, Lukas 3:1–4.13, Lukas 3:2, Lukas 3:3, Lukas 3:4–6, Lukas 3:7, Lukas 3:8, Lukas 3:9, Lukas 3:11, Lukas 3:12, Lukas 3:14, Lukas 3:16, Lukas 3:17, Lukas 3:19–20, Lukas 3:21, Lukas 3:21–22, Lukas 3:22, Lukas 3:23, Lukas 3:23–38, Lukas 3:27, Lukas 3:31, Lukas 3:32, Lukas 3:38, Lukas 4:1–13, Lukas 4:2, Lukas 4:3, Lukas 4:4, Lukas 4:6, Lukas 4:8, Lukas 4:10–11, Lukas 4:12, Lukas 4:13, Lukas 4:14, Lukas 4:16–30, Lukas 4:18–19, Lukas 4:21, Lukas 4:23, Lukas 4:25–26, Lukas 4:27, Lukas 4:28, Lukas 4:30, Lukas 4:31, Lukas 4:33, Lukas 4:34, Lukas 4:36, Lukas 4:38, Lukas 4:39, Lukas 4:41, Lukas 4:43, Lukas 4:44, Lukas 5:1–11, Lukas 5:3, Lukas 5:4, Lukas 5:7, Lukas 5:8, Lukas 5:10, Lukas 5:11, Lukas 5:12, Lukas 5:13, Lukas 5:14, Lukas 5:17, Lukas 5:17–26, Lukas 5:19, Lukas 5:22, Lukas 5:23–24, Lukas 5:24, Lukas 5:27, Lukas 5:27–32, Lukas 5:29, Lukas 5:30, Lukas 5:31–32, Lukas 5:33, Lukas 5:34–35, Lukas 5:36–38, Lukas 5:39, Lukas 6:1, Lukas 6:1–11, Lukas 6:2, Lukas 6:3, Lukas 6:5, Lukas 6:6–7, Lukas 6:8, Lukas 6:9, Lukas 6:12, Lukas 6:13, Lukas 6:14, Lukas 6:15, Lukas 6:16, Lukas 6:17, Lukas 6:17–49, Lukas 6:20–21, Lukas 6:20–23, Lukas 6:23, Lukas 6:24–26, Lukas 6:27, Lukas 6:30, Lukas 6:31, Lukas 6:34–36, Lukas 6:37–42, Lukas 6:38, Lukas 6:41, Lukas 6:45, Lukas 6:49, Lukas 7:1–10, Lukas 7:2, Lukas 7:3, Lukas 7:5, Lukas 7:6, Lukas 7:8, Lukas 7:9, Lukas 7:11, Lukas 7:11–17, Lukas 7:12, Lukas 7:13–14, Lukas 7:16, Lukas 7:18–23, Lukas 7:22, Lukas 7:23, Lukas 7:27, Lukas 7:28, Lukas 7:31–35, Lukas 7:33, Lukas 7:35, Lukas 7:36, Lukas 7:36–50, Lukas 7:37, Lukas 7:38, Lukas 7:40, Lukas 7:41, Lukas 7:43, Lukas 7:44–46, Lukas 7:47, Lukas 8:2, Lukas 8:2–3, Lukas 8:4–15, Lukas 8:5, Lukas 8:6, Lukas 8:7, Lukas 8:8, Lukas 8:10, Lukas 8:11, Lukas 8:12, Lukas 8:13, Lukas 8:16–17, Lukas 8:18, Lukas 8:19–20, Lukas 8:21, Lukas 8:22–25, Lukas 8:23, Lukas 8:24, Lukas 8:26, Lukas 8:26–39, Lukas 8:27, Lukas 8:28, Lukas 8:29, Lukas 8:30, Lukas 8:31, Lukas 8:32, Lukas 8:35, Lukas 8:37, Lukas 8:39, Lukas 8:40–56, Lukas 8:41, Lukas 8:43, Lukas 8:44, Lukas 8:45, Lukas 8:48, Lukas 8:51, Lukas 8:52, Lukas 8:55, Lukas 8:56, Lukas 9:1–6, Lukas 9:3, Lukas 9:4, Lukas 9:5, Lukas 9:8, Lukas 9:9, Lukas 9:10, Lukas 9:10–17, Lukas 9:11, Lukas 9:13, Lukas 9:17, Lukas 9:18–27, Lukas 9:19, Lukas 9:20, Lukas 9:21–22, Lukas 9:22, Lukas 9:23, Lukas 9:23–27, Lukas 9:24, Lukas 9:26, Lukas 9:27, Lukas 9:28, Lukas 9:28–36, Lukas 9:29, Lukas 9:31, Lukas 9:33, Lukas 9:34, Lukas 9:35, Lukas 9:38, Lukas 9:39, Lukas 9:41, Lukas 9:44, Luke 9:45, Lukas 9:46, Lukas 9:46–50, Lukas 9:47, Lukas 9:48, Lukas 9:50, Lukas 9:51, Lukas 9:51–19.44, Lukas 9:52–53, Lukas 9:54, Lukas 9:57–62, Lukas 9:58, Lukas 9:59, Lukas 9:61–62, Lukas 10:1–20, Lukas 10:2, Lukas 10:3, Lukas 10:4, Lukas 10:5, Lukas 10:7, Lukas 10:9, Lukas 10:11, Lukas 10:12, Lukas 10:13, Lukas 10:15, Lukas 10:18, Lukas 10:19, Lukas 10:20, Lukas 10:21, Lukas 10:22, Lukas 10:23, Lukas 10:25, Lukas 10:27, Lukas 10:28, Lukas 10:29, Lukas 10:30, Lukas 10:30–37, Lukas 10:31, Lukas 10:32, Lukas 10:33, Lukas 10:34, Lukas 10:38–42, Lukas 10:39, Lukas 10:40, Lukas 10:42, Lukas 11:1, Lukas 11:2–4, Lukas 11:4, Lukas 11:6, Lukas 11:8, Lukas 11:11–12, Lukas 11:13, Lukas 11:14, Lukas 11:14–32, Lukas 11:15, Lukas 11:17, Lukas 11:20, Lukas 11:21–22, Lukas 11:23, Lukas 11:26, Lukas 11:28, Lukas 11:29–30, Lukas 11:31, Lukas 11:33, Lukas 11:35–36, Lukas 11:37, Lukas 11:38, Lukas 11:39, Lukas 11:41, Lukas 11:42, Lukas 11:42–52, Lukas 11:43, Lukas 11:44, Lukas 11:45, Lukas 11:46, Lukas 11:48, Lukas 11:49, Lukas 11:51, Lukas 11:52, Lukas 12:1, Lukas 12:2–3, Lukas 12:5, Lukas 12:6, Lukas 12:8, Lukas 12:10, Lukas 12:11–12, Lukas 12:13, Lukas 12:13–21, Lukas 12:15, Lukas 12:16–20, Lukas 12:19–20, Lukas 12:22–34, Lukas 12:24, Lukas 12:25, Lukas 12:27, Lukas 12:30, Lukas 12:31, Lukas 12:32, Lukas 12:33, Lukas 12:35, Lukas 12:35–48, Lukas 12:36, Lukas 12:37, Lukas 12:40, Lukas 12:42, Lukas 12:44, Lukas 12:46, Lukas 12:47–48, Lukas 12:49, Lukas 12:50, Lukas 12:51–53, Lukas 12:53, Lukas 12:54, Lukas 12:55, Lukas 12:58, Lukas 13:1, Lukas 13:1–4, Lukas 13:4, Lukas 13:6, Lukas 13:6–9, Lukas 13:9, Lukas 13:10, Lukas 13:11, Lukas 13:14, Lukas 13:15–16, Lukas 13:17, Lukas 13:18–21, Lukas 13:19, Lukas 13:21, Lukas 13:23, Lukas 13:25, Lukas 13:28, Lukas 13:29, Lukas 13:32, Lukas 13:33, Lukas 13:34, Lukas 13:35, Lukas 14:1, Lukas 14:2, Lukas 14:3, Lukas 14:5, Lukas 14:7, Lukas 14:8, Lukas 14:9, Lukas 14:12–13, Lukas 14:14, Lukas 14:15–24, Lukas 14:17, Lukas 14:18, Lukas 14:19, Lukas 14:20, Lukas 14:21, Lukas 14:23, Lukas 14:25–35, Lukas 14:26, Lukas 14:27, Lukas 14:34, Lukas 14:35, Lukas 15:1, Lukas 15:1–32, Lukas 15:2, Lukas 15:4, Lukas 15:8, Lukas 15:11–32, Lukas 15:12, Lukas 15:13, Lukas 15:15, Lukas 15:20, Lukas 15:21, Lukas 15:22, Lukas 15:23, Lukas 15:28, Lukas 15:30, Lukas 15:31, Lukas 16:1, Lukas 16:2, Lukas 16:3, Lukas 16:5–7, Lukas 16:6, Lukas 16:7, Lukas 16:8, Lukas 16:8–9, Lukas 16:9, Lukas 16:13, Lukas 16:14, Lukas 16:16, Lukas 16:17, Lukas 16:18, Lukas 16:19, Lukas 16:19–31, Lukas 16:21, Lukas 16:22, Lukas 16:23, Lukas 16:24, Lukas 16:26, Lukas 16:31, Lukas 17:1, Lukas 17:2, Lukas 17:4, Lukas 17:6, Lukas 17:7–10, Lukas 17:11, Luke 17:11–19, Lukas 17:12, Lukas 17:14, Lukas 17:16, Lukas 17:19, Lukas 17:20–21, Lukas 17:20–37, Lukas 17:22, Lukas 17:23–24, Lukas 17:25, Lukas 17:26–29, Lukas 17:32–33, Lukas 17:34–35, Lukas 17:37, Lukas 18:1–8, Lukas 18:2, Lukas 18:3, Lukas 18:5, Lukas 18:7, Lukas 18:8, Lukas 18:9–14, Lukas 18:10, Lukas 18:12, Lukas 18:13, Lukas 18:14, Lukas 18:15–17, Lukas 18:17, Lukas 18:18, Lukas 18:18–30, Lukas 18:19, Lukas 18:20, Lukas 18:21, Lukas 18:22, Lukas 18:24–25, Lukas 18:27, Lukas 18:28–30, Lukas 18:30, Lukas 18:31, Lukas 18:31–34, Lukas 18:32–33, Lukas 18:34, Lukas 18:35, Lukas 18:35–43, Lukas 18:38, Lukas 19:1–10, Lukas 19:2, Lukas 19:4, Lukas 19:5, Lukas 19:7, Lukas 19:8, Lukas 19:9, Lukas 19:10, Lukas 19:11–27, Lukas 19:12, Lukas 19:14, Lukas 19:17, Lukas 19:23, Lukas 19:26, Lukas 19:27, Lukas 19:28–40, Lukas 19:29, Lukas 19:30, Lukas 19:31, Lukas 19:36, Lukas 19:38, Lukas 19:40, Lukas 19:42, Lukas 19:43–44, Lukas 19:45, Lukas 19:45–48, Lukas 19:47, Lukas 20:1, Lukas 20:1–47, Lukas 20:2, Lukas 20:4–6, Lukas 20:6, Lukas 20:7–8, Lukas 20:9, Lukas 20:9–19, Lukas 20:10, Lukas 20:13, Lukas 20:14, Lukas 20:17, Lukas 20:18, Lukas 20:19, Lukas 20:20–26, Lukas 20:21, Lukas 20:22, Lukas 20:24, Lukas 20:25, Lukas 20:27, Lukas 20:28, Lukas 20:29–33, Lukas 20:33, Lukas 20:35, Lukas 20:36, Lukas 20:37, Lukas 20:39, Lukas 20:40, Lukas 20:41, Lukas 20:41–44, Lukas 20:42–43, Lukas 20:44, Lukas 20:46–47, Lukas 20:47, Lukas 21:1, Lukas 21:1–4, Lukas 21:2, Lukas 21:4, Lukas 21:5, Lukas 21:5–38, Lukas 21:6, Lukas 21:8, Lukas 21:8–11, Lukas 21:11, Lukas 21:12, Lukas 21:12–19, Lukas 21:15, Lukas 21:16, Lukas 21:18–19, Lukas 21:20–24, Lukas 21:21, Lukas 21:22, Lukas 21:24, Lukas 21:25, Lukas 21:31, Lukas 21:32, Lukas 21:33, Lukas 21:34, Lukas 21:36, Lukas 22:1, Lukas 22:1–6, Lukas 22:3, Lukas 22:4, Luke 22:5, Lukas 22:6, Lukas 22:7, Lukas 22:7–30, Lukas 22:8, Lukas 22:10, Lukas 22:11–12, Lukas 22:14, Lukas 22:15, Lukas 22:16, Lukas 22:17, Lukas 22:19–20, Lukas 22:20, Lukas 22:21–22, Lukas 22:22, Lukas 22:24, Lukas 22:25, Lukas 22:27, Lukas 22:29–30, Lukas 22:30, Lukas 22:31, Lukas 22:32, Lukas 22:33, Lukas 22:34, Lukas 22:36, Lukas 22:38, Lukas 22:39, Lukas 22:42, Lukas 22:43, Lukas 22:44, Lukas 22:45–46, Lukas 22:47, Lukas 22:51, Lukas 22:52, Lukas 22:54, Lukas 22:59, Lukas 22:61, Lukas 22:63, Lukas 22:64, Lukas 22:66, Lukas 22:67–68, Lukas 22:69, Lukas 22:70, Lukas 22:71, Lukas 23:1, Lukas 23:2, Lukas 23:3, Lukas 23:4, Lukas 23:5, Lukas 23:6–7, Lukas 23:8, Lukas 23:9, Lukas 23:12, Lukas 23:14–15, Lukas 23:16–18, Lukas 23:19, Lukas 23:24, Lukas 23:26, Lukas 23:28, Lukas 23:29, Lukas 23:30, Lukas 23:31, Lukas 23:33, Lukas 23:34, Lukas 23:35, Lukas 23:36, Lukas 23:38, Lukas 23:42, Lukas 23:43, Lukas 23:44, Lukas 23:45, Lukas 23:46, Lukas 23:47, Lukas 23:48, Lukas 23:50–51, Lukas 23:52, Lukas 23:53, Lukas 23:54, Lukas 23:55–56, Lukas 24:1, Lukas 24:1–12, Lukas 24:2, Lukas 24:4, Lukas 24:5–7, Lukas 24:7, Lukas 24:9, Lukas 24:10, Lukas 24:12, Lukas 24:13, Lukas 24:13–34, Lukas 24:16, Lukas 24:18, Lukas 24:19, Lukas 24:21, Lukas 24:22, Lukas 24:25–26, Lukas 24:27, Lukas 24:29, Lukas 24:30, Lukas 24:31, Lukas 24:34, Lukas 24:39, Lukas 24:44, Lukas 24:46, Lukas 24:47, Lukas 24:48, Lukas 24:49, Lukas 24:50, Lukas 24:50–53, Lukas 24:51, Lukas 24:53</w:t>
+      </w:r>
+      <w:r/>
+    </w:p>
+    <w:p>
+      <w:r/>
+      <w:r>
+        <w:t xml:space="preserve"> </w:t>
+      </w:r>
+      <w:r/>
+      <w:r/>
+    </w:p>
+    <w:p>
+      <w:pPr>
+        <w:sectPr>
           <w:footnotePr>
             <w:numRestart w:val="eachSect"/>
           </w:footnotePr>

--- a/ind/docx/42.content.docx
+++ b/ind/docx/42.content.docx
@@ -163,13 +163,6 @@
         <w:rPr>
           <w:lang w:val="id_ID" w:bidi="id_ID"/>
         </w:rPr>
-      </w:r>
-      <w:r>
-        <w:rPr>
-          <w:i/>
-          <w:lang w:val="id_ID" w:bidi="id_ID"/>
-        </w:rPr>
-        <w:t>Lukas 1:1, Lukas 1:1–4, Lukas 1:3, Lukas 1:5, Lukas 1:5–2.52, Lukas 1:7, Lukas 1:8–9, Lukas 1:12–13, Lukas 1:15, Lukas 1:17, Lukas 1:19, Lukas 1:20, Lukas 1:24, Lukas 1:26, Lukas 1:27, Lukas 1:31, Lukas 1:32–33, Lukas 1:35, Lukas 1:36, Lukas 1:39, Lukas 1:41, Lukas 1:46–55, Lukas 1:48, Lukas 1:51, Lukas 1:54–55, Lukas 1:59, Lukas 1:62–63, Lukas 1:66, Lukas 1:67–79, Lukas 1:68, Lukas 1:69, Lukas 1:71, Lukas 1:76–77, Lukas 1:78, Lukas 1:80, Lukas 2:1, Lukas 2:1–7, Lukas 2:2, Lukas 2:3–4, Lukas 2:5, Lukas 2:7, Lukas 2:8, Lukas 2:9–10, Lukas 2:11, Lukas 2:12, Lukas 2:13, Lukas 2:14, Lukas 2:19, Lukas 2:20, Lukas 2:21, Lukas 2:22, Lukas 2:24, Lukas 2:25, Lukas 2:26, Lukas 2:27, Lukas 2:29–32, Lukas 2:30, Lukas 2:31, Lukas 2:32, Lukas 2:34, Lukas 2:35, Lukas 2:36–38, Lukas 2:37, Lukas 2:40, Lukas 2:41, Lukas 2:41–51, Lukas 2:42, Lukas 2:44, Lukas 2:46, Lukas 2:47, Lukas 2:49, Lukas 2:51, Luke 3:1, Lukas 3:1–4.13, Lukas 3:2, Lukas 3:3, Lukas 3:4–6, Lukas 3:7, Lukas 3:8, Lukas 3:9, Lukas 3:11, Lukas 3:12, Lukas 3:14, Lukas 3:16, Lukas 3:17, Lukas 3:19–20, Lukas 3:21, Lukas 3:21–22, Lukas 3:22, Lukas 3:23, Lukas 3:23–38, Lukas 3:27, Lukas 3:31, Lukas 3:32, Lukas 3:38, Lukas 4:1–13, Lukas 4:2, Lukas 4:3, Lukas 4:4, Lukas 4:6, Lukas 4:8, Lukas 4:10–11, Lukas 4:12, Lukas 4:13, Lukas 4:14, Lukas 4:16–30, Lukas 4:18–19, Lukas 4:21, Lukas 4:23, Lukas 4:25–26, Lukas 4:27, Lukas 4:28, Lukas 4:30, Lukas 4:31, Lukas 4:33, Lukas 4:34, Lukas 4:36, Lukas 4:38, Lukas 4:39, Lukas 4:41, Lukas 4:43, Lukas 4:44, Lukas 5:1–11, Lukas 5:3, Lukas 5:4, Lukas 5:7, Lukas 5:8, Lukas 5:10, Lukas 5:11, Lukas 5:12, Lukas 5:13, Lukas 5:14, Lukas 5:17, Lukas 5:17–26, Lukas 5:19, Lukas 5:22, Lukas 5:23–24, Lukas 5:24, Lukas 5:27, Lukas 5:27–32, Lukas 5:29, Lukas 5:30, Lukas 5:31–32, Lukas 5:33, Lukas 5:34–35, Lukas 5:36–38, Lukas 5:39, Lukas 6:1, Lukas 6:1–11, Lukas 6:2, Lukas 6:3, Lukas 6:5, Lukas 6:6–7, Lukas 6:8, Lukas 6:9, Lukas 6:12, Lukas 6:13, Lukas 6:14, Lukas 6:15, Lukas 6:16, Lukas 6:17, Lukas 6:17–49, Lukas 6:20–21, Lukas 6:20–23, Lukas 6:23, Lukas 6:24–26, Lukas 6:27, Lukas 6:30, Lukas 6:31, Lukas 6:34–36, Lukas 6:37–42, Lukas 6:38, Lukas 6:41, Lukas 6:45, Lukas 6:49, Lukas 7:1–10, Lukas 7:2, Lukas 7:3, Lukas 7:5, Lukas 7:6, Lukas 7:8, Lukas 7:9, Lukas 7:11, Lukas 7:11–17, Lukas 7:12, Lukas 7:13–14, Lukas 7:16, Lukas 7:18–23, Lukas 7:22, Lukas 7:23, Lukas 7:27, Lukas 7:28, Lukas 7:31–35, Lukas 7:33, Lukas 7:35, Lukas 7:36, Lukas 7:36–50, Lukas 7:37, Lukas 7:38, Lukas 7:40, Lukas 7:41, Lukas 7:43, Lukas 7:44–46, Lukas 7:47, Lukas 8:2, Lukas 8:2–3, Lukas 8:4–15, Lukas 8:5, Lukas 8:6, Lukas 8:7, Lukas 8:8, Lukas 8:10, Lukas 8:11, Lukas 8:12, Lukas 8:13, Lukas 8:16–17, Lukas 8:18, Lukas 8:19–20, Lukas 8:21, Lukas 8:22–25, Lukas 8:23, Lukas 8:24, Lukas 8:26, Lukas 8:26–39, Lukas 8:27, Lukas 8:28, Lukas 8:29, Lukas 8:30, Lukas 8:31, Lukas 8:32, Lukas 8:35, Lukas 8:37, Lukas 8:39, Lukas 8:40–56, Lukas 8:41, Lukas 8:43, Lukas 8:44, Lukas 8:45, Lukas 8:48, Lukas 8:51, Lukas 8:52, Lukas 8:55, Lukas 8:56, Lukas 9:1–6, Lukas 9:3, Lukas 9:4, Lukas 9:5, Lukas 9:8, Lukas 9:9, Lukas 9:10, Lukas 9:10–17, Lukas 9:11, Lukas 9:13, Lukas 9:17, Lukas 9:18–27, Lukas 9:19, Lukas 9:20, Lukas 9:21–22, Lukas 9:22, Lukas 9:23, Lukas 9:23–27, Lukas 9:24, Lukas 9:26, Lukas 9:27, Lukas 9:28, Lukas 9:28–36, Lukas 9:29, Lukas 9:31, Lukas 9:33, Lukas 9:34, Lukas 9:35, Lukas 9:38, Lukas 9:39, Lukas 9:41, Lukas 9:44, Luke 9:45, Lukas 9:46, Lukas 9:46–50, Lukas 9:47, Lukas 9:48, Lukas 9:50, Lukas 9:51, Lukas 9:51–19.44, Lukas 9:52–53, Lukas 9:54, Lukas 9:57–62, Lukas 9:58, Lukas 9:59, Lukas 9:61–62, Lukas 10:1–20, Lukas 10:2, Lukas 10:3, Lukas 10:4, Lukas 10:5, Lukas 10:7, Lukas 10:9, Lukas 10:11, Lukas 10:12, Lukas 10:13, Lukas 10:15, Lukas 10:18, Lukas 10:19, Lukas 10:20, Lukas 10:21, Lukas 10:22, Lukas 10:23, Lukas 10:25, Lukas 10:27, Lukas 10:28, Lukas 10:29, Lukas 10:30, Lukas 10:30–37, Lukas 10:31, Lukas 10:32, Lukas 10:33, Lukas 10:34, Lukas 10:38–42, Lukas 10:39, Lukas 10:40, Lukas 10:42, Lukas 11:1, Lukas 11:2–4, Lukas 11:4, Lukas 11:6, Lukas 11:8, Lukas 11:11–12, Lukas 11:13, Lukas 11:14, Lukas 11:14–32, Lukas 11:15, Lukas 11:17, Lukas 11:20, Lukas 11:21–22, Lukas 11:23, Lukas 11:26, Lukas 11:28, Lukas 11:29–30, Lukas 11:31, Lukas 11:33, Lukas 11:35–36, Lukas 11:37, Lukas 11:38, Lukas 11:39, Lukas 11:41, Lukas 11:42, Lukas 11:42–52, Lukas 11:43, Lukas 11:44, Lukas 11:45, Lukas 11:46, Lukas 11:48, Lukas 11:49, Lukas 11:51, Lukas 11:52, Lukas 12:1, Lukas 12:2–3, Lukas 12:5, Lukas 12:6, Lukas 12:8, Lukas 12:10, Lukas 12:11–12, Lukas 12:13, Lukas 12:13–21, Lukas 12:15, Lukas 12:16–20, Lukas 12:19–20, Lukas 12:22–34, Lukas 12:24, Lukas 12:25, Lukas 12:27, Lukas 12:30, Lukas 12:31, Lukas 12:32, Lukas 12:33, Lukas 12:35, Lukas 12:35–48, Lukas 12:36, Lukas 12:37, Lukas 12:40, Lukas 12:42, Lukas 12:44, Lukas 12:46, Lukas 12:47–48, Lukas 12:49, Lukas 12:50, Lukas 12:51–53, Lukas 12:53, Lukas 12:54, Lukas 12:55, Lukas 12:58, Lukas 13:1, Lukas 13:1–4, Lukas 13:4, Lukas 13:6, Lukas 13:6–9, Lukas 13:9, Lukas 13:10, Lukas 13:11, Lukas 13:14, Lukas 13:15–16, Lukas 13:17, Lukas 13:18–21, Lukas 13:19, Lukas 13:21, Lukas 13:23, Lukas 13:25, Lukas 13:28, Lukas 13:29, Lukas 13:32, Lukas 13:33, Lukas 13:34, Lukas 13:35, Lukas 14:1, Lukas 14:2, Lukas 14:3, Lukas 14:5, Lukas 14:7, Lukas 14:8, Lukas 14:9, Lukas 14:12–13, Lukas 14:14, Lukas 14:15–24, Lukas 14:17, Lukas 14:18, Lukas 14:19, Lukas 14:20, Lukas 14:21, Lukas 14:23, Lukas 14:25–35, Lukas 14:26, Lukas 14:27, Lukas 14:34, Lukas 14:35, Lukas 15:1, Lukas 15:1–32, Lukas 15:2, Lukas 15:4, Lukas 15:8, Lukas 15:11–32, Lukas 15:12, Lukas 15:13, Lukas 15:15, Lukas 15:20, Lukas 15:21, Lukas 15:22, Lukas 15:23, Lukas 15:28, Lukas 15:30, Lukas 15:31, Lukas 16:1, Lukas 16:2, Lukas 16:3, Lukas 16:5–7, Lukas 16:6, Lukas 16:7, Lukas 16:8, Lukas 16:8–9, Lukas 16:9, Lukas 16:13, Lukas 16:14, Lukas 16:16, Lukas 16:17, Lukas 16:18, Lukas 16:19, Lukas 16:19–31, Lukas 16:21, Lukas 16:22, Lukas 16:23, Lukas 16:24, Lukas 16:26, Lukas 16:31, Lukas 17:1, Lukas 17:2, Lukas 17:4, Lukas 17:6, Lukas 17:7–10, Lukas 17:11, Luke 17:11–19, Lukas 17:12, Lukas 17:14, Lukas 17:16, Lukas 17:19, Lukas 17:20–21, Lukas 17:20–37, Lukas 17:22, Lukas 17:23–24, Lukas 17:25, Lukas 17:26–29, Lukas 17:32–33, Lukas 17:34–35, Lukas 17:37, Lukas 18:1–8, Lukas 18:2, Lukas 18:3, Lukas 18:5, Lukas 18:7, Lukas 18:8, Lukas 18:9–14, Lukas 18:10, Lukas 18:12, Lukas 18:13, Lukas 18:14, Lukas 18:15–17, Lukas 18:17, Lukas 18:18, Lukas 18:18–30, Lukas 18:19, Lukas 18:20, Lukas 18:21, Lukas 18:22, Lukas 18:24–25, Lukas 18:27, Lukas 18:28–30, Lukas 18:30, Lukas 18:31, Lukas 18:31–34, Lukas 18:32–33, Lukas 18:34, Lukas 18:35, Lukas 18:35–43, Lukas 18:38, Lukas 19:1–10, Lukas 19:2, Lukas 19:4, Lukas 19:5, Lukas 19:7, Lukas 19:8, Lukas 19:9, Lukas 19:10, Lukas 19:11–27, Lukas 19:12, Lukas 19:14, Lukas 19:17, Lukas 19:23, Lukas 19:26, Lukas 19:27, Lukas 19:28–40, Lukas 19:29, Lukas 19:30, Lukas 19:31, Lukas 19:36, Lukas 19:38, Lukas 19:40, Lukas 19:42, Lukas 19:43–44, Lukas 19:45, Lukas 19:45–48, Lukas 19:47, Lukas 20:1, Lukas 20:1–47, Lukas 20:2, Lukas 20:4–6, Lukas 20:6, Lukas 20:7–8, Lukas 20:9, Lukas 20:9–19, Lukas 20:10, Lukas 20:13, Lukas 20:14, Lukas 20:17, Lukas 20:18, Lukas 20:19, Lukas 20:20–26, Lukas 20:21, Lukas 20:22, Lukas 20:24, Lukas 20:25, Lukas 20:27, Lukas 20:28, Lukas 20:29–33, Lukas 20:33, Lukas 20:35, Lukas 20:36, Lukas 20:37, Lukas 20:39, Lukas 20:40, Lukas 20:41, Lukas 20:41–44, Lukas 20:42–43, Lukas 20:44, Lukas 20:46–47, Lukas 20:47, Lukas 21:1, Lukas 21:1–4, Lukas 21:2, Lukas 21:4, Lukas 21:5, Lukas 21:5–38, Lukas 21:6, Lukas 21:8, Lukas 21:8–11, Lukas 21:11, Lukas 21:12, Lukas 21:12–19, Lukas 21:15, Lukas 21:16, Lukas 21:18–19, Lukas 21:20–24, Lukas 21:21, Lukas 21:22, Lukas 21:24, Lukas 21:25, Lukas 21:31, Lukas 21:32, Lukas 21:33, Lukas 21:34, Lukas 21:36, Lukas 22:1, Lukas 22:1–6, Lukas 22:3, Lukas 22:4, Luke 22:5, Lukas 22:6, Lukas 22:7, Lukas 22:7–30, Lukas 22:8, Lukas 22:10, Lukas 22:11–12, Lukas 22:14, Lukas 22:15, Lukas 22:16, Lukas 22:17, Lukas 22:19–20, Lukas 22:20, Lukas 22:21–22, Lukas 22:22, Lukas 22:24, Lukas 22:25, Lukas 22:27, Lukas 22:29–30, Lukas 22:30, Lukas 22:31, Lukas 22:32, Lukas 22:33, Lukas 22:34, Lukas 22:36, Lukas 22:38, Lukas 22:39, Lukas 22:42, Lukas 22:43, Lukas 22:44, Lukas 22:45–46, Lukas 22:47, Lukas 22:51, Lukas 22:52, Lukas 22:54, Lukas 22:59, Lukas 22:61, Lukas 22:63, Lukas 22:64, Lukas 22:66, Lukas 22:67–68, Lukas 22:69, Lukas 22:70, Lukas 22:71, Lukas 23:1, Lukas 23:2, Lukas 23:3, Lukas 23:4, Lukas 23:5, Lukas 23:6–7, Lukas 23:8, Lukas 23:9, Lukas 23:12, Lukas 23:14–15, Lukas 23:16–18, Lukas 23:19, Lukas 23:24, Lukas 23:26, Lukas 23:28, Lukas 23:29, Lukas 23:30, Lukas 23:31, Lukas 23:33, Lukas 23:34, Lukas 23:35, Lukas 23:36, Lukas 23:38, Lukas 23:42, Lukas 23:43, Lukas 23:44, Lukas 23:45, Lukas 23:46, Lukas 23:47, Lukas 23:48, Lukas 23:50–51, Lukas 23:52, Lukas 23:53, Lukas 23:54, Lukas 23:55–56, Lukas 24:1, Lukas 24:1–12, Lukas 24:2, Lukas 24:4, Lukas 24:5–7, Lukas 24:7, Lukas 24:9, Lukas 24:10, Lukas 24:12, Lukas 24:13, Lukas 24:13–34, Lukas 24:16, Lukas 24:18, Lukas 24:19, Lukas 24:21, Lukas 24:22, Lukas 24:25–26, Lukas 24:27, Lukas 24:29, Lukas 24:30, Lukas 24:31, Lukas 24:34, Lukas 24:39, Lukas 24:44, Lukas 24:46, Lukas 24:47, Lukas 24:48, Lukas 24:49, Lukas 24:50, Lukas 24:50–53, Lukas 24:51, Lukas 24:53</w:t>
       </w:r>
       <w:r>
         <w:rPr>

--- a/ind/docx/42.content.docx
+++ b/ind/docx/42.content.docx
@@ -150,19 +150,6 @@
           <w:lang w:val="id_ID" w:bidi="id_ID"/>
         </w:rPr>
         <w:t>LUK</w:t>
-      </w:r>
-      <w:r>
-        <w:rPr>
-          <w:lang w:val="id_ID" w:bidi="id_ID"/>
-        </w:rPr>
-      </w:r>
-    </w:p>
-    <w:p>
-      <w:pPr/>
-      <w:r>
-        <w:rPr>
-          <w:lang w:val="id_ID" w:bidi="id_ID"/>
-        </w:rPr>
       </w:r>
       <w:r>
         <w:rPr>

--- a/ind/docx/42.content.docx
+++ b/ind/docx/42.content.docx
@@ -19,7 +19,7 @@
         <w:rPr>
           <w:lang w:val="id_ID" w:bidi="id_ID"/>
         </w:rPr>
-        <w:t>Resource: Catatan Studi (Tyndale)</w:t>
+        <w:t>Resource: Tyndale Open Study Notes</w:t>
       </w:r>
       <w:r>
         <w:rPr>
@@ -112,7 +112,7 @@
         <w:rPr>
           <w:lang w:val="id_ID" w:bidi="id_ID"/>
         </w:rPr>
-        <w:t>Catatan Studi (Tyndale)</w:t>
+        <w:t>Tyndale Open Study Notes</w:t>
       </w:r>
     </w:p>
     <w:p>

--- a/ind/docx/42.content.docx
+++ b/ind/docx/42.content.docx
@@ -19,7 +19,7 @@
         <w:rPr>
           <w:lang w:val="id_ID" w:bidi="id_ID"/>
         </w:rPr>
-        <w:t>Resource: Tyndale Open Study Notes</w:t>
+        <w:t>Resource: Aquifer Open Study Notes</w:t>
       </w:r>
       <w:r>
         <w:rPr>
@@ -112,7 +112,7 @@
         <w:rPr>
           <w:lang w:val="id_ID" w:bidi="id_ID"/>
         </w:rPr>
-        <w:t>Tyndale Open Study Notes</w:t>
+        <w:t>Aquifer Open Study Notes</w:t>
       </w:r>
     </w:p>
     <w:p>
